--- a/TS-Kramam/TS-1.8/TS 1.8 Malayalam Krama Paatam Corrections.docx
+++ b/TS-Kramam/TS-1.8/TS 1.8 Malayalam Krama Paatam Corrections.docx
@@ -567,6 +567,357 @@
                 <w:szCs w:val="40"/>
               </w:rPr>
               <w:t>ZI |</w:t>
+            </w:r>
+          </w:p>
+        </w:tc>
+      </w:tr>
+      <w:tr>
+        <w:trPr>
+          <w:trHeight w:val="918"/>
+        </w:trPr>
+        <w:tc>
+          <w:tcPr>
+            <w:tcW w:w="3906" w:type="dxa"/>
+          </w:tcPr>
+          <w:p>
+            <w:pPr>
+              <w:widowControl w:val="0"/>
+              <w:tabs>
+                <w:tab w:val="left" w:pos="993"/>
+              </w:tabs>
+              <w:autoSpaceDE w:val="0"/>
+              <w:autoSpaceDN w:val="0"/>
+              <w:adjustRightInd w:val="0"/>
+              <w:spacing w:before="0" w:line="240" w:lineRule="auto"/>
+              <w:rPr>
+                <w:rFonts w:eastAsia="Times New Roman" w:cs="Arial"/>
+                <w:b/>
+                <w:color w:val="EE0000"/>
+                <w:sz w:val="32"/>
+                <w:szCs w:val="32"/>
+                <w:lang w:val="en-IN" w:eastAsia="en-IN" w:bidi="ml-IN"/>
+              </w:rPr>
+            </w:pPr>
+            <w:r>
+              <w:rPr>
+                <w:rFonts w:eastAsia="Times New Roman" w:cs="Arial"/>
+                <w:b/>
+                <w:color w:val="EE0000"/>
+                <w:sz w:val="32"/>
+                <w:szCs w:val="32"/>
+                <w:lang w:val="en-IN" w:eastAsia="en-IN" w:bidi="ml-IN"/>
+              </w:rPr>
+              <w:t>T.S.1.8.</w:t>
+            </w:r>
+            <w:r>
+              <w:rPr>
+                <w:rFonts w:eastAsia="Times New Roman" w:cs="Arial"/>
+                <w:b/>
+                <w:color w:val="EE0000"/>
+                <w:sz w:val="32"/>
+                <w:szCs w:val="32"/>
+                <w:lang w:val="en-IN" w:eastAsia="en-IN" w:bidi="ml-IN"/>
+              </w:rPr>
+              <w:t>3.1</w:t>
+            </w:r>
+            <w:r>
+              <w:rPr>
+                <w:rFonts w:eastAsia="Times New Roman" w:cs="Arial"/>
+                <w:b/>
+                <w:color w:val="EE0000"/>
+                <w:sz w:val="32"/>
+                <w:szCs w:val="32"/>
+                <w:lang w:val="en-IN" w:eastAsia="en-IN" w:bidi="ml-IN"/>
+              </w:rPr>
+              <w:t xml:space="preserve"> - Kramam</w:t>
+            </w:r>
+          </w:p>
+          <w:p>
+            <w:pPr>
+              <w:widowControl w:val="0"/>
+              <w:autoSpaceDE w:val="0"/>
+              <w:autoSpaceDN w:val="0"/>
+              <w:adjustRightInd w:val="0"/>
+              <w:spacing w:before="0" w:line="240" w:lineRule="auto"/>
+              <w:rPr>
+                <w:rFonts w:cs="Arial"/>
+                <w:b/>
+                <w:bCs/>
+                <w:color w:val="EE0000"/>
+                <w:sz w:val="28"/>
+                <w:szCs w:val="36"/>
+                <w:lang w:val="it-IT" w:bidi="ml-IN"/>
+              </w:rPr>
+            </w:pPr>
+            <w:r>
+              <w:rPr>
+                <w:rFonts w:cs="Arial"/>
+                <w:b/>
+                <w:bCs/>
+                <w:color w:val="EE0000"/>
+                <w:sz w:val="28"/>
+                <w:szCs w:val="36"/>
+                <w:lang w:val="it-IT" w:bidi="ml-IN"/>
+              </w:rPr>
+              <w:t xml:space="preserve">Krama Vaakyam No. </w:t>
+            </w:r>
+            <w:r>
+              <w:rPr>
+                <w:rFonts w:cs="Arial"/>
+                <w:b/>
+                <w:bCs/>
+                <w:color w:val="EE0000"/>
+                <w:sz w:val="28"/>
+                <w:szCs w:val="36"/>
+                <w:lang w:val="it-IT" w:bidi="ml-IN"/>
+              </w:rPr>
+              <w:t>22</w:t>
+            </w:r>
+          </w:p>
+          <w:p>
+            <w:pPr>
+              <w:widowControl w:val="0"/>
+              <w:tabs>
+                <w:tab w:val="left" w:pos="993"/>
+              </w:tabs>
+              <w:autoSpaceDE w:val="0"/>
+              <w:autoSpaceDN w:val="0"/>
+              <w:adjustRightInd w:val="0"/>
+              <w:spacing w:before="0" w:line="240" w:lineRule="auto"/>
+              <w:rPr>
+                <w:rFonts w:eastAsia="Times New Roman" w:cs="Arial"/>
+                <w:b/>
+                <w:color w:val="EE0000"/>
+                <w:sz w:val="32"/>
+                <w:szCs w:val="32"/>
+                <w:lang w:val="it-IT" w:eastAsia="en-IN" w:bidi="ml-IN"/>
+              </w:rPr>
+            </w:pPr>
+            <w:r>
+              <w:rPr>
+                <w:rFonts w:cs="Arial"/>
+                <w:b/>
+                <w:bCs/>
+                <w:color w:val="EE0000"/>
+                <w:sz w:val="28"/>
+                <w:szCs w:val="36"/>
+                <w:lang w:val="it-IT" w:bidi="ml-IN"/>
+              </w:rPr>
+              <w:t xml:space="preserve">Panchaati No. </w:t>
+            </w:r>
+            <w:r>
+              <w:rPr>
+                <w:rFonts w:cs="Arial"/>
+                <w:b/>
+                <w:bCs/>
+                <w:color w:val="EE0000"/>
+                <w:sz w:val="28"/>
+                <w:szCs w:val="36"/>
+                <w:lang w:val="it-IT" w:bidi="ml-IN"/>
+              </w:rPr>
+              <w:t>4</w:t>
+            </w:r>
+          </w:p>
+        </w:tc>
+        <w:tc>
+          <w:tcPr>
+            <w:tcW w:w="4961" w:type="dxa"/>
+          </w:tcPr>
+          <w:p>
+            <w:pPr>
+              <w:widowControl w:val="0"/>
+              <w:autoSpaceDE w:val="0"/>
+              <w:autoSpaceDN w:val="0"/>
+              <w:adjustRightInd w:val="0"/>
+              <w:spacing w:before="0" w:line="240" w:lineRule="auto"/>
+              <w:rPr>
+                <w:rFonts w:ascii="BRH Malayalam Extra" w:hAnsi="BRH Malayalam Extra" w:cs="BRH Malayalam Extra"/>
+                <w:color w:val="EE0000"/>
+                <w:sz w:val="40"/>
+                <w:szCs w:val="40"/>
+              </w:rPr>
+            </w:pPr>
+            <w:r>
+              <w:rPr>
+                <w:rFonts w:ascii="BRH Malayalam Extra" w:hAnsi="BRH Malayalam Extra" w:cs="BRH Malayalam Extra"/>
+                <w:color w:val="EE0000"/>
+                <w:sz w:val="40"/>
+                <w:szCs w:val="40"/>
+                <w:highlight w:val="yellow"/>
+              </w:rPr>
+              <w:t>s</w:t>
+            </w:r>
+            <w:r>
+              <w:rPr>
+                <w:rFonts w:ascii="BRH Malayalam Extra" w:hAnsi="BRH Malayalam Extra" w:cs="BRH Malayalam Extra"/>
+                <w:color w:val="EE0000"/>
+                <w:sz w:val="40"/>
+                <w:szCs w:val="40"/>
+                <w:lang w:val="en-IN" w:eastAsia="en-IN"/>
+              </w:rPr>
+              <w:t>¡</w:t>
+            </w:r>
+            <w:r>
+              <w:rPr>
+                <w:rFonts w:ascii="BRH Malayalam Extra" w:hAnsi="BRH Malayalam Extra" w:cs="BRH Malayalam Extra"/>
+                <w:color w:val="EE0000"/>
+                <w:sz w:val="40"/>
+                <w:szCs w:val="40"/>
+              </w:rPr>
+              <w:t xml:space="preserve"> d—J | d</w:t>
+            </w:r>
+            <w:r>
+              <w:rPr>
+                <w:rFonts w:ascii="BRH Malayalam Extra" w:hAnsi="BRH Malayalam Extra" w:cs="BRH Malayalam Extra"/>
+                <w:b/>
+                <w:color w:val="EE0000"/>
+                <w:sz w:val="32"/>
+                <w:szCs w:val="40"/>
+              </w:rPr>
+              <w:t>–</w:t>
+            </w:r>
+            <w:r>
+              <w:rPr>
+                <w:rFonts w:ascii="BRH Malayalam Extra" w:hAnsi="BRH Malayalam Extra" w:cs="BRH Malayalam Extra"/>
+                <w:color w:val="EE0000"/>
+                <w:sz w:val="40"/>
+                <w:szCs w:val="40"/>
+              </w:rPr>
+              <w:t xml:space="preserve"> C</w:t>
+            </w:r>
+            <w:r>
+              <w:rPr>
+                <w:rFonts w:ascii="BRH Malayalam Extra" w:hAnsi="BRH Malayalam Extra" w:cs="BRH Malayalam Extra"/>
+                <w:b/>
+                <w:color w:val="EE0000"/>
+                <w:sz w:val="32"/>
+                <w:szCs w:val="40"/>
+              </w:rPr>
+              <w:t>–</w:t>
+            </w:r>
+            <w:r>
+              <w:rPr>
+                <w:rFonts w:ascii="BRH Malayalam Extra" w:hAnsi="BRH Malayalam Extra" w:cs="BRH Malayalam Extra"/>
+                <w:color w:val="EE0000"/>
+                <w:sz w:val="40"/>
+                <w:szCs w:val="40"/>
+              </w:rPr>
+              <w:t>öÉ</w:t>
+            </w:r>
+            <w:r>
+              <w:rPr>
+                <w:rFonts w:ascii="BRH Malayalam Extra" w:hAnsi="BRH Malayalam Extra" w:cs="BRH Malayalam Extra"/>
+                <w:b/>
+                <w:color w:val="EE0000"/>
+                <w:sz w:val="32"/>
+                <w:szCs w:val="40"/>
+              </w:rPr>
+              <w:t>–</w:t>
+            </w:r>
+            <w:r>
+              <w:rPr>
+                <w:rFonts w:ascii="BRH Malayalam Extra" w:hAnsi="BRH Malayalam Extra" w:cs="BRH Malayalam Extra"/>
+                <w:color w:val="EE0000"/>
+                <w:sz w:val="40"/>
+                <w:szCs w:val="40"/>
+              </w:rPr>
+              <w:t xml:space="preserve"> |</w:t>
+            </w:r>
+          </w:p>
+        </w:tc>
+        <w:tc>
+          <w:tcPr>
+            <w:tcW w:w="5103" w:type="dxa"/>
+          </w:tcPr>
+          <w:p>
+            <w:pPr>
+              <w:widowControl w:val="0"/>
+              <w:autoSpaceDE w:val="0"/>
+              <w:autoSpaceDN w:val="0"/>
+              <w:adjustRightInd w:val="0"/>
+              <w:spacing w:before="0" w:line="240" w:lineRule="auto"/>
+              <w:rPr>
+                <w:rFonts w:ascii="BRH Malayalam Extra" w:hAnsi="BRH Malayalam Extra" w:cs="BRH Malayalam Extra"/>
+                <w:color w:val="EE0000"/>
+                <w:sz w:val="40"/>
+                <w:szCs w:val="40"/>
+              </w:rPr>
+            </w:pPr>
+            <w:r>
+              <w:rPr>
+                <w:rFonts w:ascii="BRH Malayalam Extra" w:hAnsi="BRH Malayalam Extra" w:cs="BRH Malayalam Extra"/>
+                <w:color w:val="EE0000"/>
+                <w:sz w:val="40"/>
+                <w:szCs w:val="40"/>
+                <w:highlight w:val="green"/>
+              </w:rPr>
+              <w:t>s¢</w:t>
+            </w:r>
+            <w:r>
+              <w:rPr>
+                <w:rFonts w:ascii="BRH Malayalam Extra" w:hAnsi="BRH Malayalam Extra" w:cs="BRH Malayalam Extra"/>
+                <w:color w:val="EE0000"/>
+                <w:sz w:val="40"/>
+                <w:szCs w:val="40"/>
+              </w:rPr>
+              <w:t xml:space="preserve"> d—J | d</w:t>
+            </w:r>
+            <w:r>
+              <w:rPr>
+                <w:rFonts w:ascii="BRH Malayalam Extra" w:hAnsi="BRH Malayalam Extra" w:cs="BRH Malayalam Extra"/>
+                <w:b/>
+                <w:color w:val="EE0000"/>
+                <w:sz w:val="32"/>
+                <w:szCs w:val="40"/>
+              </w:rPr>
+              <w:t>–</w:t>
+            </w:r>
+            <w:r>
+              <w:rPr>
+                <w:rFonts w:ascii="BRH Malayalam Extra" w:hAnsi="BRH Malayalam Extra" w:cs="BRH Malayalam Extra"/>
+                <w:color w:val="EE0000"/>
+                <w:sz w:val="40"/>
+                <w:szCs w:val="40"/>
+              </w:rPr>
+              <w:t xml:space="preserve"> C</w:t>
+            </w:r>
+            <w:r>
+              <w:rPr>
+                <w:rFonts w:ascii="BRH Malayalam Extra" w:hAnsi="BRH Malayalam Extra" w:cs="BRH Malayalam Extra"/>
+                <w:b/>
+                <w:color w:val="EE0000"/>
+                <w:sz w:val="32"/>
+                <w:szCs w:val="40"/>
+              </w:rPr>
+              <w:t>–</w:t>
+            </w:r>
+            <w:r>
+              <w:rPr>
+                <w:rFonts w:ascii="BRH Malayalam Extra" w:hAnsi="BRH Malayalam Extra" w:cs="BRH Malayalam Extra"/>
+                <w:color w:val="EE0000"/>
+                <w:sz w:val="40"/>
+                <w:szCs w:val="40"/>
+              </w:rPr>
+              <w:t>öÉ</w:t>
+            </w:r>
+            <w:r>
+              <w:rPr>
+                <w:rFonts w:ascii="BRH Malayalam Extra" w:hAnsi="BRH Malayalam Extra" w:cs="BRH Malayalam Extra"/>
+                <w:b/>
+                <w:color w:val="EE0000"/>
+                <w:sz w:val="32"/>
+                <w:szCs w:val="40"/>
+              </w:rPr>
+              <w:t>–</w:t>
+            </w:r>
+            <w:r>
+              <w:rPr>
+                <w:rFonts w:ascii="BRH Malayalam Extra" w:hAnsi="BRH Malayalam Extra" w:cs="BRH Malayalam Extra"/>
+                <w:color w:val="EE0000"/>
+                <w:sz w:val="40"/>
+                <w:szCs w:val="40"/>
+              </w:rPr>
+              <w:t xml:space="preserve"> |</w:t>
             </w:r>
           </w:p>
         </w:tc>
@@ -1739,6 +2090,7 @@
                 <w:szCs w:val="32"/>
                 <w:lang w:val="en-IN" w:eastAsia="en-IN" w:bidi="ml-IN"/>
               </w:rPr>
+              <w:lastRenderedPageBreak/>
               <w:t>T.S.1.</w:t>
             </w:r>
             <w:r>
@@ -2164,7 +2516,6 @@
                 <w:szCs w:val="32"/>
                 <w:lang w:val="en-IN" w:eastAsia="en-IN" w:bidi="ml-IN"/>
               </w:rPr>
-              <w:lastRenderedPageBreak/>
               <w:t>T.S.1.</w:t>
             </w:r>
             <w:r>
@@ -3476,6 +3827,7 @@
                 <w:sz w:val="40"/>
                 <w:szCs w:val="40"/>
               </w:rPr>
+              <w:lastRenderedPageBreak/>
               <w:t>¥sx</w:t>
             </w:r>
             <w:r>
@@ -3570,6 +3922,7 @@
                 <w:szCs w:val="40"/>
                 <w:lang w:val="it-IT"/>
               </w:rPr>
+              <w:lastRenderedPageBreak/>
               <w:t>A</w:t>
             </w:r>
             <w:r>
@@ -3701,6 +4054,7 @@
                 <w:szCs w:val="40"/>
                 <w:lang w:val="it-IT"/>
               </w:rPr>
+              <w:lastRenderedPageBreak/>
               <w:t>¥sx</w:t>
             </w:r>
             <w:r>
@@ -5571,6 +5925,7 @@
                 <w:szCs w:val="32"/>
                 <w:lang w:val="en-IN" w:eastAsia="en-IN" w:bidi="ml-IN"/>
               </w:rPr>
+              <w:lastRenderedPageBreak/>
               <w:t>T.S.1.8.8.1</w:t>
             </w:r>
             <w:r>
@@ -5889,7 +6244,6 @@
                 <w:szCs w:val="32"/>
                 <w:lang w:val="en-IN" w:eastAsia="en-IN" w:bidi="ml-IN"/>
               </w:rPr>
-              <w:lastRenderedPageBreak/>
               <w:t>T.S.1.8.8.1</w:t>
             </w:r>
             <w:r>

--- a/TS-Kramam/TS-1.8/TS 1.8 Malayalam Krama Paatam Corrections.docx
+++ b/TS-Kramam/TS-1.8/TS 1.8 Malayalam Krama Paatam Corrections.docx
@@ -592,7 +592,6 @@
               <w:rPr>
                 <w:rFonts w:eastAsia="Times New Roman" w:cs="Arial"/>
                 <w:b/>
-                <w:color w:val="EE0000"/>
                 <w:sz w:val="32"/>
                 <w:szCs w:val="32"/>
                 <w:lang w:val="en-IN" w:eastAsia="en-IN" w:bidi="ml-IN"/>
@@ -602,34 +601,11 @@
               <w:rPr>
                 <w:rFonts w:eastAsia="Times New Roman" w:cs="Arial"/>
                 <w:b/>
-                <w:color w:val="EE0000"/>
                 <w:sz w:val="32"/>
                 <w:szCs w:val="32"/>
                 <w:lang w:val="en-IN" w:eastAsia="en-IN" w:bidi="ml-IN"/>
               </w:rPr>
-              <w:t>T.S.1.8.</w:t>
-            </w:r>
-            <w:r>
-              <w:rPr>
-                <w:rFonts w:eastAsia="Times New Roman" w:cs="Arial"/>
-                <w:b/>
-                <w:color w:val="EE0000"/>
-                <w:sz w:val="32"/>
-                <w:szCs w:val="32"/>
-                <w:lang w:val="en-IN" w:eastAsia="en-IN" w:bidi="ml-IN"/>
-              </w:rPr>
-              <w:t>3.1</w:t>
-            </w:r>
-            <w:r>
-              <w:rPr>
-                <w:rFonts w:eastAsia="Times New Roman" w:cs="Arial"/>
-                <w:b/>
-                <w:color w:val="EE0000"/>
-                <w:sz w:val="32"/>
-                <w:szCs w:val="32"/>
-                <w:lang w:val="en-IN" w:eastAsia="en-IN" w:bidi="ml-IN"/>
-              </w:rPr>
-              <w:t xml:space="preserve"> - Kramam</w:t>
+              <w:t>T.S.1.8.3.1 - Kramam</w:t>
             </w:r>
           </w:p>
           <w:p>
@@ -643,10 +619,9 @@
                 <w:rFonts w:cs="Arial"/>
                 <w:b/>
                 <w:bCs/>
-                <w:color w:val="EE0000"/>
                 <w:sz w:val="28"/>
                 <w:szCs w:val="36"/>
-                <w:lang w:val="it-IT" w:bidi="ml-IN"/>
+                <w:lang w:val="en-IN" w:bidi="ml-IN"/>
               </w:rPr>
             </w:pPr>
             <w:r>
@@ -654,24 +629,11 @@
                 <w:rFonts w:cs="Arial"/>
                 <w:b/>
                 <w:bCs/>
-                <w:color w:val="EE0000"/>
                 <w:sz w:val="28"/>
                 <w:szCs w:val="36"/>
-                <w:lang w:val="it-IT" w:bidi="ml-IN"/>
-              </w:rPr>
-              <w:t xml:space="preserve">Krama Vaakyam No. </w:t>
-            </w:r>
-            <w:r>
-              <w:rPr>
-                <w:rFonts w:cs="Arial"/>
-                <w:b/>
-                <w:bCs/>
-                <w:color w:val="EE0000"/>
-                <w:sz w:val="28"/>
-                <w:szCs w:val="36"/>
-                <w:lang w:val="it-IT" w:bidi="ml-IN"/>
-              </w:rPr>
-              <w:t>22</w:t>
+                <w:lang w:val="en-IN" w:bidi="ml-IN"/>
+              </w:rPr>
+              <w:t>Krama Vaakyam No. 22</w:t>
             </w:r>
           </w:p>
           <w:p>
@@ -687,7 +649,6 @@
               <w:rPr>
                 <w:rFonts w:eastAsia="Times New Roman" w:cs="Arial"/>
                 <w:b/>
-                <w:color w:val="EE0000"/>
                 <w:sz w:val="32"/>
                 <w:szCs w:val="32"/>
                 <w:lang w:val="it-IT" w:eastAsia="en-IN" w:bidi="ml-IN"/>
@@ -698,24 +659,11 @@
                 <w:rFonts w:cs="Arial"/>
                 <w:b/>
                 <w:bCs/>
-                <w:color w:val="EE0000"/>
                 <w:sz w:val="28"/>
                 <w:szCs w:val="36"/>
                 <w:lang w:val="it-IT" w:bidi="ml-IN"/>
               </w:rPr>
-              <w:t xml:space="preserve">Panchaati No. </w:t>
-            </w:r>
-            <w:r>
-              <w:rPr>
-                <w:rFonts w:cs="Arial"/>
-                <w:b/>
-                <w:bCs/>
-                <w:color w:val="EE0000"/>
-                <w:sz w:val="28"/>
-                <w:szCs w:val="36"/>
-                <w:lang w:val="it-IT" w:bidi="ml-IN"/>
-              </w:rPr>
-              <w:t>4</w:t>
+              <w:t>Panchaati No. 4</w:t>
             </w:r>
           </w:p>
         </w:tc>
@@ -732,15 +680,13 @@
               <w:spacing w:before="0" w:line="240" w:lineRule="auto"/>
               <w:rPr>
                 <w:rFonts w:ascii="BRH Malayalam Extra" w:hAnsi="BRH Malayalam Extra" w:cs="BRH Malayalam Extra"/>
-                <w:color w:val="EE0000"/>
-                <w:sz w:val="40"/>
-                <w:szCs w:val="40"/>
-              </w:rPr>
-            </w:pPr>
-            <w:r>
-              <w:rPr>
-                <w:rFonts w:ascii="BRH Malayalam Extra" w:hAnsi="BRH Malayalam Extra" w:cs="BRH Malayalam Extra"/>
-                <w:color w:val="EE0000"/>
+                <w:sz w:val="40"/>
+                <w:szCs w:val="40"/>
+              </w:rPr>
+            </w:pPr>
+            <w:r>
+              <w:rPr>
+                <w:rFonts w:ascii="BRH Malayalam Extra" w:hAnsi="BRH Malayalam Extra" w:cs="BRH Malayalam Extra"/>
                 <w:sz w:val="40"/>
                 <w:szCs w:val="40"/>
                 <w:highlight w:val="yellow"/>
@@ -750,7 +696,6 @@
             <w:r>
               <w:rPr>
                 <w:rFonts w:ascii="BRH Malayalam Extra" w:hAnsi="BRH Malayalam Extra" w:cs="BRH Malayalam Extra"/>
-                <w:color w:val="EE0000"/>
                 <w:sz w:val="40"/>
                 <w:szCs w:val="40"/>
                 <w:lang w:val="en-IN" w:eastAsia="en-IN"/>
@@ -760,7 +705,6 @@
             <w:r>
               <w:rPr>
                 <w:rFonts w:ascii="BRH Malayalam Extra" w:hAnsi="BRH Malayalam Extra" w:cs="BRH Malayalam Extra"/>
-                <w:color w:val="EE0000"/>
                 <w:sz w:val="40"/>
                 <w:szCs w:val="40"/>
               </w:rPr>
@@ -770,16 +714,14 @@
               <w:rPr>
                 <w:rFonts w:ascii="BRH Malayalam Extra" w:hAnsi="BRH Malayalam Extra" w:cs="BRH Malayalam Extra"/>
                 <w:b/>
-                <w:color w:val="EE0000"/>
-                <w:sz w:val="32"/>
-                <w:szCs w:val="40"/>
-              </w:rPr>
-              <w:t>–</w:t>
-            </w:r>
-            <w:r>
-              <w:rPr>
-                <w:rFonts w:ascii="BRH Malayalam Extra" w:hAnsi="BRH Malayalam Extra" w:cs="BRH Malayalam Extra"/>
-                <w:color w:val="EE0000"/>
+                <w:sz w:val="32"/>
+                <w:szCs w:val="40"/>
+              </w:rPr>
+              <w:t>–</w:t>
+            </w:r>
+            <w:r>
+              <w:rPr>
+                <w:rFonts w:ascii="BRH Malayalam Extra" w:hAnsi="BRH Malayalam Extra" w:cs="BRH Malayalam Extra"/>
                 <w:sz w:val="40"/>
                 <w:szCs w:val="40"/>
               </w:rPr>
@@ -789,16 +731,14 @@
               <w:rPr>
                 <w:rFonts w:ascii="BRH Malayalam Extra" w:hAnsi="BRH Malayalam Extra" w:cs="BRH Malayalam Extra"/>
                 <w:b/>
-                <w:color w:val="EE0000"/>
-                <w:sz w:val="32"/>
-                <w:szCs w:val="40"/>
-              </w:rPr>
-              <w:t>–</w:t>
-            </w:r>
-            <w:r>
-              <w:rPr>
-                <w:rFonts w:ascii="BRH Malayalam Extra" w:hAnsi="BRH Malayalam Extra" w:cs="BRH Malayalam Extra"/>
-                <w:color w:val="EE0000"/>
+                <w:sz w:val="32"/>
+                <w:szCs w:val="40"/>
+              </w:rPr>
+              <w:t>–</w:t>
+            </w:r>
+            <w:r>
+              <w:rPr>
+                <w:rFonts w:ascii="BRH Malayalam Extra" w:hAnsi="BRH Malayalam Extra" w:cs="BRH Malayalam Extra"/>
                 <w:sz w:val="40"/>
                 <w:szCs w:val="40"/>
               </w:rPr>
@@ -808,16 +748,14 @@
               <w:rPr>
                 <w:rFonts w:ascii="BRH Malayalam Extra" w:hAnsi="BRH Malayalam Extra" w:cs="BRH Malayalam Extra"/>
                 <w:b/>
-                <w:color w:val="EE0000"/>
-                <w:sz w:val="32"/>
-                <w:szCs w:val="40"/>
-              </w:rPr>
-              <w:t>–</w:t>
-            </w:r>
-            <w:r>
-              <w:rPr>
-                <w:rFonts w:ascii="BRH Malayalam Extra" w:hAnsi="BRH Malayalam Extra" w:cs="BRH Malayalam Extra"/>
-                <w:color w:val="EE0000"/>
+                <w:sz w:val="32"/>
+                <w:szCs w:val="40"/>
+              </w:rPr>
+              <w:t>–</w:t>
+            </w:r>
+            <w:r>
+              <w:rPr>
+                <w:rFonts w:ascii="BRH Malayalam Extra" w:hAnsi="BRH Malayalam Extra" w:cs="BRH Malayalam Extra"/>
                 <w:sz w:val="40"/>
                 <w:szCs w:val="40"/>
               </w:rPr>
@@ -838,15 +776,13 @@
               <w:spacing w:before="0" w:line="240" w:lineRule="auto"/>
               <w:rPr>
                 <w:rFonts w:ascii="BRH Malayalam Extra" w:hAnsi="BRH Malayalam Extra" w:cs="BRH Malayalam Extra"/>
-                <w:color w:val="EE0000"/>
-                <w:sz w:val="40"/>
-                <w:szCs w:val="40"/>
-              </w:rPr>
-            </w:pPr>
-            <w:r>
-              <w:rPr>
-                <w:rFonts w:ascii="BRH Malayalam Extra" w:hAnsi="BRH Malayalam Extra" w:cs="BRH Malayalam Extra"/>
-                <w:color w:val="EE0000"/>
+                <w:sz w:val="40"/>
+                <w:szCs w:val="40"/>
+              </w:rPr>
+            </w:pPr>
+            <w:r>
+              <w:rPr>
+                <w:rFonts w:ascii="BRH Malayalam Extra" w:hAnsi="BRH Malayalam Extra" w:cs="BRH Malayalam Extra"/>
                 <w:sz w:val="40"/>
                 <w:szCs w:val="40"/>
                 <w:highlight w:val="green"/>
@@ -856,7 +792,6 @@
             <w:r>
               <w:rPr>
                 <w:rFonts w:ascii="BRH Malayalam Extra" w:hAnsi="BRH Malayalam Extra" w:cs="BRH Malayalam Extra"/>
-                <w:color w:val="EE0000"/>
                 <w:sz w:val="40"/>
                 <w:szCs w:val="40"/>
               </w:rPr>
@@ -866,16 +801,14 @@
               <w:rPr>
                 <w:rFonts w:ascii="BRH Malayalam Extra" w:hAnsi="BRH Malayalam Extra" w:cs="BRH Malayalam Extra"/>
                 <w:b/>
-                <w:color w:val="EE0000"/>
-                <w:sz w:val="32"/>
-                <w:szCs w:val="40"/>
-              </w:rPr>
-              <w:t>–</w:t>
-            </w:r>
-            <w:r>
-              <w:rPr>
-                <w:rFonts w:ascii="BRH Malayalam Extra" w:hAnsi="BRH Malayalam Extra" w:cs="BRH Malayalam Extra"/>
-                <w:color w:val="EE0000"/>
+                <w:sz w:val="32"/>
+                <w:szCs w:val="40"/>
+              </w:rPr>
+              <w:t>–</w:t>
+            </w:r>
+            <w:r>
+              <w:rPr>
+                <w:rFonts w:ascii="BRH Malayalam Extra" w:hAnsi="BRH Malayalam Extra" w:cs="BRH Malayalam Extra"/>
                 <w:sz w:val="40"/>
                 <w:szCs w:val="40"/>
               </w:rPr>
@@ -885,16 +818,14 @@
               <w:rPr>
                 <w:rFonts w:ascii="BRH Malayalam Extra" w:hAnsi="BRH Malayalam Extra" w:cs="BRH Malayalam Extra"/>
                 <w:b/>
-                <w:color w:val="EE0000"/>
-                <w:sz w:val="32"/>
-                <w:szCs w:val="40"/>
-              </w:rPr>
-              <w:t>–</w:t>
-            </w:r>
-            <w:r>
-              <w:rPr>
-                <w:rFonts w:ascii="BRH Malayalam Extra" w:hAnsi="BRH Malayalam Extra" w:cs="BRH Malayalam Extra"/>
-                <w:color w:val="EE0000"/>
+                <w:sz w:val="32"/>
+                <w:szCs w:val="40"/>
+              </w:rPr>
+              <w:t>–</w:t>
+            </w:r>
+            <w:r>
+              <w:rPr>
+                <w:rFonts w:ascii="BRH Malayalam Extra" w:hAnsi="BRH Malayalam Extra" w:cs="BRH Malayalam Extra"/>
                 <w:sz w:val="40"/>
                 <w:szCs w:val="40"/>
               </w:rPr>
@@ -904,16 +835,14 @@
               <w:rPr>
                 <w:rFonts w:ascii="BRH Malayalam Extra" w:hAnsi="BRH Malayalam Extra" w:cs="BRH Malayalam Extra"/>
                 <w:b/>
-                <w:color w:val="EE0000"/>
-                <w:sz w:val="32"/>
-                <w:szCs w:val="40"/>
-              </w:rPr>
-              <w:t>–</w:t>
-            </w:r>
-            <w:r>
-              <w:rPr>
-                <w:rFonts w:ascii="BRH Malayalam Extra" w:hAnsi="BRH Malayalam Extra" w:cs="BRH Malayalam Extra"/>
-                <w:color w:val="EE0000"/>
+                <w:sz w:val="32"/>
+                <w:szCs w:val="40"/>
+              </w:rPr>
+              <w:t>–</w:t>
+            </w:r>
+            <w:r>
+              <w:rPr>
+                <w:rFonts w:ascii="BRH Malayalam Extra" w:hAnsi="BRH Malayalam Extra" w:cs="BRH Malayalam Extra"/>
                 <w:sz w:val="40"/>
                 <w:szCs w:val="40"/>
               </w:rPr>

--- a/TS-Kramam/TS-1.8/TS 1.8 Malayalam Krama Paatam Corrections.docx
+++ b/TS-Kramam/TS-1.8/TS 1.8 Malayalam Krama Paatam Corrections.docx
@@ -112,7 +112,27 @@
           <w:szCs w:val="32"/>
           <w:u w:val="single"/>
         </w:rPr>
-        <w:t>31st Jan 2026</w:t>
+        <w:t xml:space="preserve">31st </w:t>
+      </w:r>
+      <w:r>
+        <w:rPr>
+          <w:b/>
+          <w:bCs/>
+          <w:sz w:val="32"/>
+          <w:szCs w:val="32"/>
+          <w:u w:val="single"/>
+        </w:rPr>
+        <w:t>May</w:t>
+      </w:r>
+      <w:r>
+        <w:rPr>
+          <w:b/>
+          <w:bCs/>
+          <w:sz w:val="32"/>
+          <w:szCs w:val="32"/>
+          <w:u w:val="single"/>
+        </w:rPr>
+        <w:t xml:space="preserve"> 2026</w:t>
       </w:r>
     </w:p>
     <w:p>
@@ -440,7 +460,6 @@
               </w:rPr>
               <w:t>¤¤d—</w:t>
             </w:r>
-            <w:proofErr w:type="gramStart"/>
             <w:r>
               <w:rPr>
                 <w:rFonts w:ascii="BRH Malayalam Extra" w:hAnsi="BRH Malayalam Extra" w:cs="BRH Malayalam Extra"/>
@@ -459,7 +478,6 @@
               </w:rPr>
               <w:t>.E</w:t>
             </w:r>
-            <w:proofErr w:type="gramEnd"/>
             <w:r>
               <w:rPr>
                 <w:rFonts w:ascii="BRH Malayalam Extra" w:hAnsi="BRH Malayalam Extra" w:cs="BRH Malayalam Extra"/>
@@ -528,7 +546,6 @@
               </w:rPr>
               <w:t>ª</w:t>
             </w:r>
-            <w:proofErr w:type="gramStart"/>
             <w:r>
               <w:rPr>
                 <w:rFonts w:ascii="BRH Malayalam Extra" w:hAnsi="BRH Malayalam Extra" w:cs="BRH Malayalam Extra"/>
@@ -548,7 +565,6 @@
               </w:rPr>
               <w:t>.E</w:t>
             </w:r>
-            <w:proofErr w:type="gramEnd"/>
             <w:r>
               <w:rPr>
                 <w:rFonts w:ascii="BRH Malayalam Extra" w:hAnsi="BRH Malayalam Extra" w:cs="BRH Malayalam Extra"/>
@@ -5459,16 +5475,7 @@
           <w:bCs/>
           <w:sz w:val="32"/>
         </w:rPr>
-        <w:t xml:space="preserve">replaced </w:t>
-      </w:r>
-      <w:proofErr w:type="gramStart"/>
-      <w:r>
-        <w:rPr>
-          <w:b/>
-          <w:bCs/>
-          <w:sz w:val="32"/>
-        </w:rPr>
-        <w:t>with</w:t>
+        <w:t>replaced with</w:t>
       </w:r>
       <w:r>
         <w:rPr>
@@ -5488,29 +5495,7 @@
           <w:szCs w:val="40"/>
           <w:lang w:val="en-IN" w:eastAsia="en-IN"/>
         </w:rPr>
-        <w:t>"</w:t>
-      </w:r>
-      <w:proofErr w:type="gramEnd"/>
-      <w:r>
-        <w:rPr>
-          <w:rFonts w:ascii="BRH Malayalam" w:hAnsi="BRH Malayalam" w:cs="BRH Malayalam"/>
-          <w:color w:val="000000"/>
-          <w:sz w:val="40"/>
-          <w:szCs w:val="40"/>
-          <w:lang w:val="en-IN" w:eastAsia="en-IN"/>
-        </w:rPr>
-        <w:t>q§T</w:t>
-      </w:r>
-      <w:proofErr w:type="gramStart"/>
-      <w:r>
-        <w:rPr>
-          <w:rFonts w:ascii="BRH Malayalam" w:hAnsi="BRH Malayalam" w:cs="BRH Malayalam"/>
-          <w:color w:val="000000"/>
-          <w:sz w:val="40"/>
-          <w:szCs w:val="40"/>
-          <w:lang w:val="en-IN" w:eastAsia="en-IN"/>
-        </w:rPr>
-        <w:t xml:space="preserve">"  </w:t>
+        <w:t xml:space="preserve">"q§T"  </w:t>
       </w:r>
       <w:r>
         <w:rPr>
@@ -5518,16 +5503,7 @@
           <w:bCs/>
           <w:sz w:val="32"/>
         </w:rPr>
-        <w:t>wherever</w:t>
-      </w:r>
-      <w:proofErr w:type="gramEnd"/>
-      <w:r>
-        <w:rPr>
-          <w:b/>
-          <w:bCs/>
-          <w:sz w:val="32"/>
-        </w:rPr>
-        <w:t xml:space="preserve"> applicable</w:t>
+        <w:t>wherever applicable</w:t>
       </w:r>
     </w:p>
     <w:p>
@@ -9001,30 +8977,6 @@
         </w:rPr>
         <w:t>=========================</w:t>
       </w:r>
-    </w:p>
-    <w:p>
-      <w:pPr>
-        <w:jc w:val="center"/>
-        <w:rPr>
-          <w:b/>
-          <w:bCs/>
-          <w:sz w:val="32"/>
-          <w:szCs w:val="32"/>
-          <w:u w:val="single"/>
-        </w:rPr>
-      </w:pPr>
-    </w:p>
-    <w:p>
-      <w:pPr>
-        <w:jc w:val="center"/>
-        <w:rPr>
-          <w:b/>
-          <w:bCs/>
-          <w:sz w:val="32"/>
-          <w:szCs w:val="32"/>
-          <w:u w:val="single"/>
-        </w:rPr>
-      </w:pPr>
     </w:p>
     <w:p>
       <w:pPr>
